--- a/backend/DOCS/WCR.docx
+++ b/backend/DOCS/WCR.docx
@@ -2732,7 +2732,7 @@
     <w:p>
       <w:pPr>
         <w:spacing w:before="199" w:line="276" w:lineRule="auto"/>
-        <w:ind w:left="165" w:right="583"/>
+        <w:ind w:right="583"/>
         <w:jc w:val="both"/>
         <w:rPr>
           <w:rFonts w:ascii="Calibri"/>
@@ -2748,16 +2748,66 @@
           <w:rFonts w:ascii="Calibri"/>
         </w:rPr>
       </w:pPr>
-    </w:p>
-    <w:p>
-      <w:pPr>
-        <w:spacing w:before="199" w:line="276" w:lineRule="auto"/>
-        <w:ind w:left="165" w:right="583"/>
-        <w:jc w:val="both"/>
+      <w:r>
         <w:rPr>
           <w:rFonts w:ascii="Calibri"/>
         </w:rPr>
-      </w:pPr>
+        <w:tab/>
+      </w:r>
+      <w:r>
+        <w:rPr>
+          <w:rFonts w:ascii="Calibri"/>
+        </w:rPr>
+        <w:tab/>
+      </w:r>
+      <w:r>
+        <w:rPr>
+          <w:rFonts w:ascii="Calibri"/>
+        </w:rPr>
+        <w:tab/>
+      </w:r>
+      <w:r>
+        <w:rPr>
+          <w:rFonts w:ascii="Calibri"/>
+        </w:rPr>
+        <w:tab/>
+      </w:r>
+      <w:r>
+        <w:rPr>
+          <w:rFonts w:ascii="Calibri"/>
+        </w:rPr>
+        <w:tab/>
+      </w:r>
+      <w:r>
+        <w:rPr>
+          <w:rFonts w:ascii="Calibri"/>
+        </w:rPr>
+        <w:tab/>
+      </w:r>
+      <w:r>
+        <w:rPr>
+          <w:rFonts w:ascii="Calibri"/>
+        </w:rPr>
+        <w:tab/>
+      </w:r>
+      <w:r>
+        <w:rPr>
+          <w:rFonts w:ascii="Calibri"/>
+        </w:rPr>
+        <w:tab/>
+      </w:r>
+      <w:r>
+        <w:rPr>
+          <w:rFonts w:ascii="Calibri"/>
+        </w:rPr>
+        <w:tab/>
+      </w:r>
+      <w:r>
+        <w:rPr>
+          <w:rFonts w:ascii="Calibri"/>
+        </w:rPr>
+        <w:t>${CUSTOMER_SIGN}$</w:t>
+      </w:r>
     </w:p>
     <w:p>
       <w:pPr>

--- a/backend/DOCS/WCR.docx
+++ b/backend/DOCS/WCR.docx
@@ -139,6 +139,7 @@
               </w:rPr>
             </w:pPr>
             <w:proofErr w:type="spellStart"/>
+            <w:proofErr w:type="gramStart"/>
             <w:r>
               <w:rPr>
                 <w:b/>
@@ -147,6 +148,7 @@
               <w:t>Sr.No</w:t>
             </w:r>
             <w:proofErr w:type="spellEnd"/>
+            <w:proofErr w:type="gramEnd"/>
           </w:p>
         </w:tc>
         <w:tc>
@@ -257,8 +259,16 @@
               <w:rPr>
                 <w:lang w:val="en-IN"/>
               </w:rPr>
-              <w:t>${CONSUMER_NAME}$</w:t>
-            </w:r>
+              <w:t>${CONSUMER_</w:t>
+            </w:r>
+            <w:proofErr w:type="gramStart"/>
+            <w:r>
+              <w:rPr>
+                <w:lang w:val="en-IN"/>
+              </w:rPr>
+              <w:t>NAME}$</w:t>
+            </w:r>
+            <w:proofErr w:type="gramEnd"/>
           </w:p>
         </w:tc>
       </w:tr>
@@ -333,8 +343,16 @@
               <w:rPr>
                 <w:lang w:val="en-IN"/>
               </w:rPr>
-              <w:t>${CONSUMER_NO}$</w:t>
-            </w:r>
+              <w:t>${CONSUMER_</w:t>
+            </w:r>
+            <w:proofErr w:type="gramStart"/>
+            <w:r>
+              <w:rPr>
+                <w:lang w:val="en-IN"/>
+              </w:rPr>
+              <w:t>NO}$</w:t>
+            </w:r>
+            <w:proofErr w:type="gramEnd"/>
           </w:p>
         </w:tc>
       </w:tr>
@@ -396,9 +414,11 @@
               </w:rPr>
               <w:t xml:space="preserve"> </w:t>
             </w:r>
+            <w:proofErr w:type="gramStart"/>
             <w:r>
               <w:t>With</w:t>
             </w:r>
+            <w:proofErr w:type="gramEnd"/>
             <w:r>
               <w:rPr>
                 <w:spacing w:val="-7"/>
@@ -443,8 +463,16 @@
               <w:rPr>
                 <w:lang w:val="en-IN"/>
               </w:rPr>
-              <w:t>${CONSUMER_ADDRESS}$</w:t>
-            </w:r>
+              <w:t>${CONSUMER_</w:t>
+            </w:r>
+            <w:proofErr w:type="gramStart"/>
+            <w:r>
+              <w:rPr>
+                <w:lang w:val="en-IN"/>
+              </w:rPr>
+              <w:t>ADDRESS}$</w:t>
+            </w:r>
+            <w:proofErr w:type="gramEnd"/>
           </w:p>
           <w:p>
             <w:pPr>
@@ -622,7 +650,14 @@
               <w:rPr>
                 <w:color w:val="000000"/>
               </w:rPr>
-              <w:t>CONSUMER_APP_NO</w:t>
+              <w:t>CONSUMER_APP_</w:t>
+            </w:r>
+            <w:proofErr w:type="gramStart"/>
+            <w:r>
+              <w:rPr>
+                <w:color w:val="000000"/>
+              </w:rPr>
+              <w:t>NO</w:t>
             </w:r>
             <w:r>
               <w:rPr>
@@ -630,6 +665,7 @@
               </w:rPr>
               <w:t>}$</w:t>
             </w:r>
+            <w:proofErr w:type="gramEnd"/>
           </w:p>
         </w:tc>
       </w:tr>
@@ -753,8 +789,16 @@
               <w:rPr>
                 <w:lang w:val="en-IN"/>
               </w:rPr>
-              <w:t>${SANCTIONED_CAPACITY}$</w:t>
-            </w:r>
+              <w:t>${SANCTIONED_</w:t>
+            </w:r>
+            <w:proofErr w:type="gramStart"/>
+            <w:r>
+              <w:rPr>
+                <w:lang w:val="en-IN"/>
+              </w:rPr>
+              <w:t>CAPACITY}$</w:t>
+            </w:r>
+            <w:proofErr w:type="gramEnd"/>
           </w:p>
         </w:tc>
       </w:tr>
@@ -863,8 +907,16 @@
               <w:rPr>
                 <w:lang w:val="en-IN"/>
               </w:rPr>
-              <w:t>${SOLAR_CAPACITY}$</w:t>
-            </w:r>
+              <w:t>${SOLAR_</w:t>
+            </w:r>
+            <w:proofErr w:type="gramStart"/>
+            <w:r>
+              <w:rPr>
+                <w:lang w:val="en-IN"/>
+              </w:rPr>
+              <w:t>CAPACITY}$</w:t>
+            </w:r>
+            <w:proofErr w:type="gramEnd"/>
           </w:p>
         </w:tc>
       </w:tr>
@@ -1055,8 +1107,17 @@
                 <w:sz w:val="18"/>
                 <w:lang w:val="en-IN"/>
               </w:rPr>
-              <w:t>${PANEL_COMPANY}$</w:t>
-            </w:r>
+              <w:t>${PANEL_</w:t>
+            </w:r>
+            <w:proofErr w:type="gramStart"/>
+            <w:r>
+              <w:rPr>
+                <w:sz w:val="18"/>
+                <w:lang w:val="en-IN"/>
+              </w:rPr>
+              <w:t>COMPANY}$</w:t>
+            </w:r>
+            <w:proofErr w:type="gramEnd"/>
           </w:p>
         </w:tc>
       </w:tr>
@@ -1207,8 +1268,17 @@
                 <w:sz w:val="18"/>
                 <w:lang w:val="en-IN"/>
               </w:rPr>
-              <w:t>${PANEL_WATT}$</w:t>
-            </w:r>
+              <w:t>${PANEL_</w:t>
+            </w:r>
+            <w:proofErr w:type="gramStart"/>
+            <w:r>
+              <w:rPr>
+                <w:sz w:val="18"/>
+                <w:lang w:val="en-IN"/>
+              </w:rPr>
+              <w:t>WATT}$</w:t>
+            </w:r>
+            <w:proofErr w:type="gramEnd"/>
           </w:p>
         </w:tc>
       </w:tr>
@@ -1286,8 +1356,17 @@
                 <w:sz w:val="18"/>
                 <w:lang w:val="en-IN"/>
               </w:rPr>
-              <w:t>${NO_OF_PANEL}$</w:t>
-            </w:r>
+              <w:t>${NO_OF_</w:t>
+            </w:r>
+            <w:proofErr w:type="gramStart"/>
+            <w:r>
+              <w:rPr>
+                <w:sz w:val="18"/>
+                <w:lang w:val="en-IN"/>
+              </w:rPr>
+              <w:t>PANEL}$</w:t>
+            </w:r>
+            <w:proofErr w:type="gramEnd"/>
           </w:p>
         </w:tc>
       </w:tr>
@@ -1372,8 +1451,17 @@
                 <w:sz w:val="18"/>
                 <w:lang w:val="en-IN"/>
               </w:rPr>
-              <w:t>${TOTAL_PANEL_CAPACITY}$</w:t>
-            </w:r>
+              <w:t>${TOTAL_PANEL_</w:t>
+            </w:r>
+            <w:proofErr w:type="gramStart"/>
+            <w:r>
+              <w:rPr>
+                <w:sz w:val="18"/>
+                <w:lang w:val="en-IN"/>
+              </w:rPr>
+              <w:t>CAPACITY}$</w:t>
+            </w:r>
+            <w:proofErr w:type="gramEnd"/>
           </w:p>
         </w:tc>
       </w:tr>
@@ -1476,8 +1564,17 @@
                 <w:sz w:val="18"/>
                 <w:lang w:val="en-IN"/>
               </w:rPr>
-              <w:t>${PANEL_GURANTEE}$</w:t>
-            </w:r>
+              <w:t>${PANEL_</w:t>
+            </w:r>
+            <w:proofErr w:type="gramStart"/>
+            <w:r>
+              <w:rPr>
+                <w:sz w:val="18"/>
+                <w:lang w:val="en-IN"/>
+              </w:rPr>
+              <w:t>GURANTEE}$</w:t>
+            </w:r>
+            <w:proofErr w:type="gramEnd"/>
           </w:p>
         </w:tc>
       </w:tr>
@@ -1656,29 +1753,47 @@
                 <w:sz w:val="18"/>
                 <w:lang w:val="en-IN"/>
               </w:rPr>
-              <w:t>${INVERTER_MAKE}$</w:t>
-            </w:r>
+              <w:t>${INVERTER_</w:t>
+            </w:r>
+            <w:proofErr w:type="gramStart"/>
             <w:r>
               <w:rPr>
                 <w:sz w:val="18"/>
                 <w:lang w:val="en-IN"/>
               </w:rPr>
-              <w:t xml:space="preserve"> - ${</w:t>
-            </w:r>
+              <w:t>MAKE}$</w:t>
+            </w:r>
+            <w:proofErr w:type="gramEnd"/>
             <w:r>
               <w:rPr>
                 <w:sz w:val="18"/>
                 <w:lang w:val="en-IN"/>
               </w:rPr>
-              <w:t>INVERTER_SR_NO</w:t>
+              <w:t xml:space="preserve"> - ${</w:t>
             </w:r>
             <w:r>
               <w:rPr>
                 <w:sz w:val="18"/>
                 <w:lang w:val="en-IN"/>
               </w:rPr>
+              <w:t>INVERTER_SR_</w:t>
+            </w:r>
+            <w:proofErr w:type="gramStart"/>
+            <w:r>
+              <w:rPr>
+                <w:sz w:val="18"/>
+                <w:lang w:val="en-IN"/>
+              </w:rPr>
+              <w:t>NO</w:t>
+            </w:r>
+            <w:r>
+              <w:rPr>
+                <w:sz w:val="18"/>
+                <w:lang w:val="en-IN"/>
+              </w:rPr>
               <w:t>}$</w:t>
             </w:r>
+            <w:proofErr w:type="gramEnd"/>
           </w:p>
         </w:tc>
       </w:tr>
@@ -1745,8 +1860,17 @@
                 <w:sz w:val="18"/>
                 <w:lang w:val="en-IN"/>
               </w:rPr>
-              <w:t>${INVERTER_CAPACITY}$</w:t>
-            </w:r>
+              <w:t>${INVERTER_</w:t>
+            </w:r>
+            <w:proofErr w:type="gramStart"/>
+            <w:r>
+              <w:rPr>
+                <w:sz w:val="18"/>
+                <w:lang w:val="en-IN"/>
+              </w:rPr>
+              <w:t>CAPACITY}$</w:t>
+            </w:r>
+            <w:proofErr w:type="gramEnd"/>
           </w:p>
         </w:tc>
       </w:tr>
@@ -1935,8 +2059,17 @@
                 <w:sz w:val="18"/>
                 <w:lang w:val="en-IN"/>
               </w:rPr>
-              <w:t>${INVERTER_CAPACITY}$</w:t>
-            </w:r>
+              <w:t>${INVERTER_</w:t>
+            </w:r>
+            <w:proofErr w:type="gramStart"/>
+            <w:r>
+              <w:rPr>
+                <w:sz w:val="18"/>
+                <w:lang w:val="en-IN"/>
+              </w:rPr>
+              <w:t>CAPACITY}$</w:t>
+            </w:r>
+            <w:proofErr w:type="gramEnd"/>
           </w:p>
         </w:tc>
       </w:tr>
@@ -2075,8 +2208,17 @@
                 <w:sz w:val="20"/>
                 <w:lang w:val="en-IN"/>
               </w:rPr>
-              <w:t>${INVERTER_GURANTEE}$</w:t>
-            </w:r>
+              <w:t>${INVERTER_</w:t>
+            </w:r>
+            <w:proofErr w:type="gramStart"/>
+            <w:r>
+              <w:rPr>
+                <w:sz w:val="20"/>
+                <w:lang w:val="en-IN"/>
+              </w:rPr>
+              <w:t>GURANTEE}$</w:t>
+            </w:r>
+            <w:proofErr w:type="gramEnd"/>
           </w:p>
         </w:tc>
       </w:tr>
@@ -2280,12 +2422,21 @@
               </w:rPr>
               <w:t xml:space="preserve"> </w:t>
             </w:r>
+            <w:proofErr w:type="gramStart"/>
             <w:r>
               <w:rPr>
                 <w:rFonts w:ascii="Times New Roman"/>
                 <w:b/>
               </w:rPr>
-              <w:t xml:space="preserve">THREE . AC 1.3 </w:t>
+              <w:t>THREE .</w:t>
+            </w:r>
+            <w:proofErr w:type="gramEnd"/>
+            <w:r>
+              <w:rPr>
+                <w:rFonts w:ascii="Times New Roman"/>
+                <w:b/>
+              </w:rPr>
+              <w:t xml:space="preserve"> AC 1.3 </w:t>
             </w:r>
             <w:r>
               <w:rPr>
@@ -2591,7 +2742,8 @@
         <w:rPr>
           <w:rFonts w:ascii="Calibri"/>
           <w:b/>
-          <w:sz w:val="28"/>
+          <w:sz w:val="20"/>
+          <w:szCs w:val="20"/>
         </w:rPr>
       </w:pPr>
     </w:p>
@@ -2647,8 +2799,17 @@
           <w:rFonts w:ascii="Calibri" w:hAnsi="Calibri"/>
           <w:lang w:val="en-IN"/>
         </w:rPr>
-        <w:t>${CONSUMER_NAME}$</w:t>
-      </w:r>
+        <w:t>${CONSUMER_</w:t>
+      </w:r>
+      <w:proofErr w:type="gramStart"/>
+      <w:r>
+        <w:rPr>
+          <w:rFonts w:ascii="Calibri" w:hAnsi="Calibri"/>
+          <w:lang w:val="en-IN"/>
+        </w:rPr>
+        <w:t>NAME}$</w:t>
+      </w:r>
+      <w:proofErr w:type="gramEnd"/>
       <w:r>
         <w:rPr>
           <w:rFonts w:ascii="Calibri" w:hAnsi="Calibri"/>
@@ -2672,8 +2833,17 @@
           <w:rFonts w:eastAsia="Calibri" w:hAnsi="Calibri" w:cs="Calibri"/>
           <w:lang w:val="en-IN"/>
         </w:rPr>
-        <w:t>${CONSUMER_NO}$</w:t>
-      </w:r>
+        <w:t>${CONSUMER_</w:t>
+      </w:r>
+      <w:proofErr w:type="gramStart"/>
+      <w:r>
+        <w:rPr>
+          <w:rFonts w:eastAsia="Calibri" w:hAnsi="Calibri" w:cs="Calibri"/>
+          <w:lang w:val="en-IN"/>
+        </w:rPr>
+        <w:t>NO}$</w:t>
+      </w:r>
+      <w:proofErr w:type="gramEnd"/>
       <w:r>
         <w:rPr>
           <w:rFonts w:ascii="Calibri" w:hAnsi="Calibri"/>
@@ -2732,16 +2902,6 @@
     <w:p>
       <w:pPr>
         <w:spacing w:before="199" w:line="276" w:lineRule="auto"/>
-        <w:ind w:right="583"/>
-        <w:jc w:val="both"/>
-        <w:rPr>
-          <w:rFonts w:ascii="Calibri"/>
-        </w:rPr>
-      </w:pPr>
-    </w:p>
-    <w:p>
-      <w:pPr>
-        <w:spacing w:before="199" w:line="276" w:lineRule="auto"/>
         <w:ind w:left="165" w:right="583"/>
         <w:jc w:val="both"/>
         <w:rPr>
@@ -2806,8 +2966,22 @@
         <w:rPr>
           <w:rFonts w:ascii="Calibri"/>
         </w:rPr>
-        <w:t>${CUSTOMER_SIGN}$</w:t>
-      </w:r>
+        <w:t xml:space="preserve">   </w:t>
+      </w:r>
+      <w:r>
+        <w:rPr>
+          <w:rFonts w:ascii="Calibri"/>
+        </w:rPr>
+        <w:t>${CUSTOMER_</w:t>
+      </w:r>
+      <w:proofErr w:type="gramStart"/>
+      <w:r>
+        <w:rPr>
+          <w:rFonts w:ascii="Calibri"/>
+        </w:rPr>
+        <w:t>SIGN}$</w:t>
+      </w:r>
+      <w:proofErr w:type="gramEnd"/>
     </w:p>
     <w:p>
       <w:pPr>

--- a/backend/DOCS/WCR.docx
+++ b/backend/DOCS/WCR.docx
@@ -2208,17 +2208,8 @@
                 <w:sz w:val="20"/>
                 <w:lang w:val="en-IN"/>
               </w:rPr>
-              <w:t>${INVERTER_</w:t>
-            </w:r>
-            <w:proofErr w:type="gramStart"/>
-            <w:r>
-              <w:rPr>
-                <w:sz w:val="20"/>
-                <w:lang w:val="en-IN"/>
-              </w:rPr>
-              <w:t>GURANTEE}$</w:t>
-            </w:r>
-            <w:proofErr w:type="gramEnd"/>
+              <w:t>${INVERTER_GURANTEE}$</w:t>
+            </w:r>
           </w:p>
         </w:tc>
       </w:tr>
@@ -2422,21 +2413,12 @@
               </w:rPr>
               <w:t xml:space="preserve"> </w:t>
             </w:r>
-            <w:proofErr w:type="gramStart"/>
             <w:r>
               <w:rPr>
                 <w:rFonts w:ascii="Times New Roman"/>
                 <w:b/>
               </w:rPr>
-              <w:t>THREE .</w:t>
-            </w:r>
-            <w:proofErr w:type="gramEnd"/>
-            <w:r>
-              <w:rPr>
-                <w:rFonts w:ascii="Times New Roman"/>
-                <w:b/>
-              </w:rPr>
-              <w:t xml:space="preserve"> AC 1.3 </w:t>
+              <w:t xml:space="preserve">THREE . AC 1.3 </w:t>
             </w:r>
             <w:r>
               <w:rPr>
@@ -2742,8 +2724,8 @@
         <w:rPr>
           <w:rFonts w:ascii="Calibri"/>
           <w:b/>
-          <w:sz w:val="20"/>
-          <w:szCs w:val="20"/>
+          <w:sz w:val="2"/>
+          <w:szCs w:val="2"/>
         </w:rPr>
       </w:pPr>
     </w:p>
